--- a/content/Lectures/Semester 1/Week 05 - Mixed Integer Programming/5 Source Files/Week 5 - Mixed Integer Programming Tutorial.docx
+++ b/content/Lectures/Semester 1/Week 05 - Mixed Integer Programming/5 Source Files/Week 5 - Mixed Integer Programming Tutorial.docx
@@ -1646,7 +1646,7 @@
         </w:numPr>
       </w:pPr>
       <w:r>
-        <w:t xml:space="preserve">The selection chosen must weigh more than </w:t>
+        <w:t xml:space="preserve">The selection chosen must weigh at least </w:t>
       </w:r>
       <w:r>
         <w:t>320g.</w:t>
@@ -1664,7 +1664,7 @@
         </w:numPr>
       </w:pPr>
       <w:r>
-        <w:t>Total fat content by weight must be less than 45% of the total weight of the selection.</w:t>
+        <w:t>Total fat content by weight must be at most 45% of the total weight of the selection.</w:t>
       </w:r>
     </w:p>
     <w:p>
@@ -1676,7 +1676,7 @@
         </w:numPr>
       </w:pPr>
       <w:r>
-        <w:t>Calorific value of the selection must be less than 2850 calories.</w:t>
+        <w:t>Calorific value of the selection must be at most 2850 calories.</w:t>
       </w:r>
     </w:p>
     <w:p>
